--- a/Documentation/Domænemodel - Collection Manager.docx
+++ b/Documentation/Domænemodel - Collection Manager.docx
@@ -87,21 +87,7 @@
         <w:rPr>
           <w:rFonts w:ascii="Aptos" w:eastAsia="Aptos" w:hAnsi="Aptos" w:cs="Aptos"/>
         </w:rPr>
-        <w:t xml:space="preserve">, hvor hver bruger kun har adgang til egen side. Der skal også være en </w:t>
-      </w:r>
-      <w:proofErr w:type="spellStart"/>
-      <w:r>
-        <w:rPr>
-          <w:rFonts w:ascii="Aptos" w:eastAsia="Aptos" w:hAnsi="Aptos" w:cs="Aptos"/>
-        </w:rPr>
-        <w:t>admin</w:t>
-      </w:r>
-      <w:proofErr w:type="spellEnd"/>
-      <w:r>
-        <w:rPr>
-          <w:rFonts w:ascii="Aptos" w:eastAsia="Aptos" w:hAnsi="Aptos" w:cs="Aptos"/>
-        </w:rPr>
-        <w:t xml:space="preserve"> brugertype.</w:t>
+        <w:t>, hvor hver bruger kun har adgang til egen side. Der skal også være en admin brugertype.</w:t>
       </w:r>
     </w:p>
     <w:p>
@@ -345,21 +331,7 @@
         <w:rPr>
           <w:rFonts w:ascii="Aptos" w:eastAsia="Aptos" w:hAnsi="Aptos" w:cs="Aptos"/>
         </w:rPr>
-        <w:t xml:space="preserve">Endelig er der en række elementer som kunne være gode at have med i programmet. Der kan skabes et fællesskab mellem brugerne med mulighed for at lave et </w:t>
-      </w:r>
-      <w:proofErr w:type="spellStart"/>
-      <w:r>
-        <w:rPr>
-          <w:rFonts w:ascii="Aptos" w:eastAsia="Aptos" w:hAnsi="Aptos" w:cs="Aptos"/>
-        </w:rPr>
-        <w:t>marketplace</w:t>
-      </w:r>
-      <w:proofErr w:type="spellEnd"/>
-      <w:r>
-        <w:rPr>
-          <w:rFonts w:ascii="Aptos" w:eastAsia="Aptos" w:hAnsi="Aptos" w:cs="Aptos"/>
-        </w:rPr>
-        <w:t xml:space="preserve"> hvor der kan handles/byttes med ting</w:t>
+        <w:t>Endelig er der en række elementer som kunne være gode at have med i programmet. Der kan skabes et fællesskab mellem brugerne med mulighed for at lave et marketplace hvor der kan handles/byttes med ting</w:t>
       </w:r>
       <w:r>
         <w:rPr>
@@ -371,21 +343,7 @@
         <w:rPr>
           <w:rFonts w:ascii="Aptos" w:eastAsia="Aptos" w:hAnsi="Aptos" w:cs="Aptos"/>
         </w:rPr>
-        <w:t xml:space="preserve">ver bruger kan lave sin egen </w:t>
-      </w:r>
-      <w:proofErr w:type="spellStart"/>
-      <w:r>
-        <w:rPr>
-          <w:rFonts w:ascii="Aptos" w:eastAsia="Aptos" w:hAnsi="Aptos" w:cs="Aptos"/>
-        </w:rPr>
-        <w:t>wishlist</w:t>
-      </w:r>
-      <w:proofErr w:type="spellEnd"/>
-      <w:r>
-        <w:rPr>
-          <w:rFonts w:ascii="Aptos" w:eastAsia="Aptos" w:hAnsi="Aptos" w:cs="Aptos"/>
-        </w:rPr>
-        <w:t xml:space="preserve"> over hvad de mangler i deres samlinger</w:t>
+        <w:t>ver bruger kan lave sin egen wishlist over hvad de mangler i deres samlinger</w:t>
       </w:r>
       <w:r>
         <w:rPr>
@@ -749,14 +707,12 @@
           <w:rFonts w:ascii="Aptos" w:eastAsia="Aptos" w:hAnsi="Aptos" w:cs="Aptos"/>
         </w:rPr>
       </w:pPr>
-      <w:proofErr w:type="spellStart"/>
       <w:r>
         <w:rPr>
           <w:rFonts w:ascii="Aptos" w:eastAsia="Aptos" w:hAnsi="Aptos" w:cs="Aptos"/>
         </w:rPr>
         <w:t>Admin</w:t>
       </w:r>
-      <w:proofErr w:type="spellEnd"/>
     </w:p>
     <w:p>
       <w:pPr>
@@ -1080,14 +1036,12 @@
           <w:rFonts w:ascii="Aptos" w:eastAsia="Aptos" w:hAnsi="Aptos" w:cs="Aptos"/>
         </w:rPr>
       </w:pPr>
-      <w:proofErr w:type="spellStart"/>
       <w:r>
         <w:rPr>
           <w:rFonts w:ascii="Aptos" w:eastAsia="Aptos" w:hAnsi="Aptos" w:cs="Aptos"/>
         </w:rPr>
         <w:t>Wishlist</w:t>
       </w:r>
-      <w:proofErr w:type="spellEnd"/>
     </w:p>
     <w:p>
       <w:pPr>
@@ -2152,14 +2106,12 @@
           <w:rFonts w:ascii="Aptos" w:eastAsia="Aptos" w:hAnsi="Aptos" w:cs="Aptos"/>
         </w:rPr>
       </w:pPr>
-      <w:proofErr w:type="spellStart"/>
       <w:r>
         <w:rPr>
           <w:rFonts w:ascii="Aptos" w:eastAsia="Aptos" w:hAnsi="Aptos" w:cs="Aptos"/>
         </w:rPr>
         <w:t>Wishlist</w:t>
       </w:r>
-      <w:proofErr w:type="spellEnd"/>
     </w:p>
     <w:p>
       <w:pPr>
@@ -2308,7 +2260,6 @@
           <w:rFonts w:ascii="Aptos" w:eastAsia="Aptos" w:hAnsi="Aptos" w:cs="Aptos"/>
         </w:rPr>
       </w:pPr>
-      <w:proofErr w:type="spellStart"/>
       <w:r>
         <w:rPr>
           <w:rFonts w:ascii="Aptos" w:eastAsia="Aptos" w:hAnsi="Aptos" w:cs="Aptos"/>
@@ -2321,7 +2272,6 @@
         </w:rPr>
         <w:t>dmin</w:t>
       </w:r>
-      <w:proofErr w:type="spellEnd"/>
     </w:p>
     <w:p>
       <w:pPr>
@@ -2393,20 +2343,17 @@
         <w:spacing w:before="240" w:after="240"/>
         <w:rPr>
           <w:rFonts w:ascii="Aptos" w:eastAsia="Aptos" w:hAnsi="Aptos" w:cs="Aptos"/>
-          <w:strike/>
-        </w:rPr>
-      </w:pPr>
-      <w:r>
-        <w:rPr>
-          <w:rFonts w:ascii="Aptos" w:eastAsia="Aptos" w:hAnsi="Aptos" w:cs="Aptos"/>
-          <w:strike/>
+        </w:rPr>
+      </w:pPr>
+      <w:r>
+        <w:rPr>
+          <w:rFonts w:ascii="Aptos" w:eastAsia="Aptos" w:hAnsi="Aptos" w:cs="Aptos"/>
         </w:rPr>
         <w:t>Tilføje</w:t>
       </w:r>
       <w:r>
         <w:rPr>
           <w:rFonts w:ascii="Aptos" w:eastAsia="Aptos" w:hAnsi="Aptos" w:cs="Aptos"/>
-          <w:strike/>
         </w:rPr>
         <w:t>/oprette</w:t>
       </w:r>
@@ -2421,13 +2368,11 @@
         <w:spacing w:before="240" w:after="240"/>
         <w:rPr>
           <w:rFonts w:ascii="Aptos" w:eastAsia="Aptos" w:hAnsi="Aptos" w:cs="Aptos"/>
-          <w:strike/>
-        </w:rPr>
-      </w:pPr>
-      <w:r>
-        <w:rPr>
-          <w:rFonts w:ascii="Aptos" w:eastAsia="Aptos" w:hAnsi="Aptos" w:cs="Aptos"/>
-          <w:strike/>
+        </w:rPr>
+      </w:pPr>
+      <w:r>
+        <w:rPr>
+          <w:rFonts w:ascii="Aptos" w:eastAsia="Aptos" w:hAnsi="Aptos" w:cs="Aptos"/>
         </w:rPr>
         <w:t>Redigere</w:t>
       </w:r>
@@ -2442,13 +2387,11 @@
         <w:spacing w:before="240" w:after="240"/>
         <w:rPr>
           <w:rFonts w:ascii="Aptos" w:eastAsia="Aptos" w:hAnsi="Aptos" w:cs="Aptos"/>
-          <w:strike/>
-        </w:rPr>
-      </w:pPr>
-      <w:r>
-        <w:rPr>
-          <w:rFonts w:ascii="Aptos" w:eastAsia="Aptos" w:hAnsi="Aptos" w:cs="Aptos"/>
-          <w:strike/>
+        </w:rPr>
+      </w:pPr>
+      <w:r>
+        <w:rPr>
+          <w:rFonts w:ascii="Aptos" w:eastAsia="Aptos" w:hAnsi="Aptos" w:cs="Aptos"/>
         </w:rPr>
         <w:t>Slette</w:t>
       </w:r>
@@ -2463,34 +2406,29 @@
         <w:spacing w:before="240" w:after="240"/>
         <w:rPr>
           <w:rFonts w:ascii="Aptos" w:eastAsia="Aptos" w:hAnsi="Aptos" w:cs="Aptos"/>
-          <w:strike/>
-        </w:rPr>
-      </w:pPr>
-      <w:r>
-        <w:rPr>
-          <w:rFonts w:ascii="Aptos" w:eastAsia="Aptos" w:hAnsi="Aptos" w:cs="Aptos"/>
-          <w:strike/>
+        </w:rPr>
+      </w:pPr>
+      <w:r>
+        <w:rPr>
+          <w:rFonts w:ascii="Aptos" w:eastAsia="Aptos" w:hAnsi="Aptos" w:cs="Aptos"/>
         </w:rPr>
         <w:t>Flytte</w:t>
       </w:r>
       <w:r>
         <w:rPr>
           <w:rFonts w:ascii="Aptos" w:eastAsia="Aptos" w:hAnsi="Aptos" w:cs="Aptos"/>
-          <w:strike/>
         </w:rPr>
         <w:t xml:space="preserve"> genstand</w:t>
       </w:r>
       <w:r>
         <w:rPr>
           <w:rFonts w:ascii="Aptos" w:eastAsia="Aptos" w:hAnsi="Aptos" w:cs="Aptos"/>
-          <w:strike/>
         </w:rPr>
         <w:t>e</w:t>
       </w:r>
       <w:r>
         <w:rPr>
           <w:rFonts w:ascii="Aptos" w:eastAsia="Aptos" w:hAnsi="Aptos" w:cs="Aptos"/>
-          <w:strike/>
         </w:rPr>
         <w:t xml:space="preserve"> rundt</w:t>
       </w:r>
@@ -2505,20 +2443,17 @@
         <w:spacing w:before="240" w:after="240"/>
         <w:rPr>
           <w:rFonts w:ascii="Aptos" w:eastAsia="Aptos" w:hAnsi="Aptos" w:cs="Aptos"/>
-          <w:strike/>
-        </w:rPr>
-      </w:pPr>
-      <w:r>
-        <w:rPr>
-          <w:rFonts w:ascii="Aptos" w:eastAsia="Aptos" w:hAnsi="Aptos" w:cs="Aptos"/>
-          <w:strike/>
+        </w:rPr>
+      </w:pPr>
+      <w:r>
+        <w:rPr>
+          <w:rFonts w:ascii="Aptos" w:eastAsia="Aptos" w:hAnsi="Aptos" w:cs="Aptos"/>
         </w:rPr>
         <w:t xml:space="preserve">Gruppere </w:t>
       </w:r>
       <w:r>
         <w:rPr>
           <w:rFonts w:ascii="Aptos" w:eastAsia="Aptos" w:hAnsi="Aptos" w:cs="Aptos"/>
-          <w:strike/>
         </w:rPr>
         <w:t>samlinger</w:t>
       </w:r>
@@ -2536,62 +2471,53 @@
         <w:spacing w:before="240" w:after="240"/>
         <w:rPr>
           <w:rFonts w:ascii="Aptos" w:eastAsia="Aptos" w:hAnsi="Aptos" w:cs="Aptos"/>
-          <w:strike/>
-        </w:rPr>
-      </w:pPr>
-      <w:r>
-        <w:rPr>
-          <w:rFonts w:ascii="Aptos" w:eastAsia="Aptos" w:hAnsi="Aptos" w:cs="Aptos"/>
-          <w:strike/>
+        </w:rPr>
+      </w:pPr>
+      <w:r>
+        <w:rPr>
+          <w:rFonts w:ascii="Aptos" w:eastAsia="Aptos" w:hAnsi="Aptos" w:cs="Aptos"/>
         </w:rPr>
         <w:t>Se</w:t>
       </w:r>
       <w:r>
         <w:rPr>
           <w:rFonts w:ascii="Aptos" w:eastAsia="Aptos" w:hAnsi="Aptos" w:cs="Aptos"/>
-          <w:strike/>
         </w:rPr>
         <w:t xml:space="preserve"> egne og andres</w:t>
       </w:r>
       <w:r>
         <w:rPr>
           <w:rFonts w:ascii="Aptos" w:eastAsia="Aptos" w:hAnsi="Aptos" w:cs="Aptos"/>
-          <w:strike/>
         </w:rPr>
         <w:t xml:space="preserve"> samlinger</w:t>
       </w:r>
       <w:r>
         <w:rPr>
           <w:rFonts w:ascii="Aptos" w:eastAsia="Aptos" w:hAnsi="Aptos" w:cs="Aptos"/>
-          <w:strike/>
         </w:rPr>
         <w:t>,</w:t>
       </w:r>
       <w:r>
         <w:rPr>
           <w:rFonts w:ascii="Aptos" w:eastAsia="Aptos" w:hAnsi="Aptos" w:cs="Aptos"/>
-          <w:strike/>
         </w:rPr>
         <w:t xml:space="preserve"> genstande</w:t>
       </w:r>
       <w:r>
         <w:rPr>
           <w:rFonts w:ascii="Aptos" w:eastAsia="Aptos" w:hAnsi="Aptos" w:cs="Aptos"/>
-          <w:strike/>
         </w:rPr>
         <w:t>, brugere,</w:t>
       </w:r>
       <w:r>
         <w:rPr>
           <w:rFonts w:ascii="Aptos" w:eastAsia="Aptos" w:hAnsi="Aptos" w:cs="Aptos"/>
-          <w:strike/>
         </w:rPr>
         <w:t xml:space="preserve"> info, statistikker</w:t>
       </w:r>
       <w:r>
         <w:rPr>
           <w:rFonts w:ascii="Aptos" w:eastAsia="Aptos" w:hAnsi="Aptos" w:cs="Aptos"/>
-          <w:strike/>
         </w:rPr>
         <w:t xml:space="preserve"> osv.</w:t>
       </w:r>
@@ -2609,55 +2535,47 @@
         <w:spacing w:before="240" w:after="240"/>
         <w:rPr>
           <w:rFonts w:ascii="Aptos" w:eastAsia="Aptos" w:hAnsi="Aptos" w:cs="Aptos"/>
-          <w:strike/>
-        </w:rPr>
-      </w:pPr>
-      <w:r>
-        <w:rPr>
-          <w:rFonts w:ascii="Aptos" w:eastAsia="Aptos" w:hAnsi="Aptos" w:cs="Aptos"/>
-          <w:strike/>
+        </w:rPr>
+      </w:pPr>
+      <w:r>
+        <w:rPr>
+          <w:rFonts w:ascii="Aptos" w:eastAsia="Aptos" w:hAnsi="Aptos" w:cs="Aptos"/>
         </w:rPr>
         <w:t>Gemme</w:t>
       </w:r>
       <w:r>
         <w:rPr>
           <w:rFonts w:ascii="Aptos" w:eastAsia="Aptos" w:hAnsi="Aptos" w:cs="Aptos"/>
-          <w:strike/>
         </w:rPr>
         <w:t xml:space="preserve"> andre brugere og</w:t>
       </w:r>
       <w:r>
         <w:rPr>
           <w:rFonts w:ascii="Aptos" w:eastAsia="Aptos" w:hAnsi="Aptos" w:cs="Aptos"/>
-          <w:strike/>
         </w:rPr>
         <w:t>/eller</w:t>
       </w:r>
       <w:r>
         <w:rPr>
           <w:rFonts w:ascii="Aptos" w:eastAsia="Aptos" w:hAnsi="Aptos" w:cs="Aptos"/>
-          <w:strike/>
         </w:rPr>
         <w:t xml:space="preserve"> deres samlinger</w:t>
       </w:r>
       <w:r>
         <w:rPr>
           <w:rFonts w:ascii="Aptos" w:eastAsia="Aptos" w:hAnsi="Aptos" w:cs="Aptos"/>
-          <w:strike/>
         </w:rPr>
         <w:t xml:space="preserve"> og </w:t>
       </w:r>
       <w:r>
         <w:rPr>
           <w:rFonts w:ascii="Aptos" w:eastAsia="Aptos" w:hAnsi="Aptos" w:cs="Aptos"/>
-          <w:strike/>
         </w:rPr>
         <w:t>genst</w:t>
       </w:r>
       <w:r>
         <w:rPr>
           <w:rFonts w:ascii="Aptos" w:eastAsia="Aptos" w:hAnsi="Aptos" w:cs="Aptos"/>
-          <w:strike/>
         </w:rPr>
         <w:t>ande</w:t>
       </w:r>
@@ -2675,13 +2593,11 @@
         <w:spacing w:before="240" w:after="240"/>
         <w:rPr>
           <w:rFonts w:ascii="Aptos" w:eastAsia="Aptos" w:hAnsi="Aptos" w:cs="Aptos"/>
-          <w:strike/>
-        </w:rPr>
-      </w:pPr>
-      <w:r>
-        <w:rPr>
-          <w:rFonts w:ascii="Aptos" w:eastAsia="Aptos" w:hAnsi="Aptos" w:cs="Aptos"/>
-          <w:strike/>
+        </w:rPr>
+      </w:pPr>
+      <w:r>
+        <w:rPr>
+          <w:rFonts w:ascii="Aptos" w:eastAsia="Aptos" w:hAnsi="Aptos" w:cs="Aptos"/>
         </w:rPr>
         <w:t>Søge</w:t>
       </w:r>
@@ -2699,20 +2615,17 @@
         <w:spacing w:before="240" w:after="240"/>
         <w:rPr>
           <w:rFonts w:ascii="Aptos" w:eastAsia="Aptos" w:hAnsi="Aptos" w:cs="Aptos"/>
-          <w:strike/>
-        </w:rPr>
-      </w:pPr>
-      <w:r>
-        <w:rPr>
-          <w:rFonts w:ascii="Aptos" w:eastAsia="Aptos" w:hAnsi="Aptos" w:cs="Aptos"/>
-          <w:strike/>
+        </w:rPr>
+      </w:pPr>
+      <w:r>
+        <w:rPr>
+          <w:rFonts w:ascii="Aptos" w:eastAsia="Aptos" w:hAnsi="Aptos" w:cs="Aptos"/>
         </w:rPr>
         <w:t>Handle</w:t>
       </w:r>
       <w:r>
         <w:rPr>
           <w:rFonts w:ascii="Aptos" w:eastAsia="Aptos" w:hAnsi="Aptos" w:cs="Aptos"/>
-          <w:strike/>
         </w:rPr>
         <w:t xml:space="preserve"> med genstande</w:t>
       </w:r>
@@ -2730,20 +2643,17 @@
         <w:spacing w:before="240" w:after="240"/>
         <w:rPr>
           <w:rFonts w:ascii="Aptos" w:eastAsia="Aptos" w:hAnsi="Aptos" w:cs="Aptos"/>
-          <w:strike/>
-        </w:rPr>
-      </w:pPr>
-      <w:r>
-        <w:rPr>
-          <w:rFonts w:ascii="Aptos" w:eastAsia="Aptos" w:hAnsi="Aptos" w:cs="Aptos"/>
-          <w:strike/>
+        </w:rPr>
+      </w:pPr>
+      <w:r>
+        <w:rPr>
+          <w:rFonts w:ascii="Aptos" w:eastAsia="Aptos" w:hAnsi="Aptos" w:cs="Aptos"/>
         </w:rPr>
         <w:t>Bytte</w:t>
       </w:r>
       <w:r>
         <w:rPr>
           <w:rFonts w:ascii="Aptos" w:eastAsia="Aptos" w:hAnsi="Aptos" w:cs="Aptos"/>
-          <w:strike/>
         </w:rPr>
         <w:t xml:space="preserve"> genstande</w:t>
       </w:r>
@@ -2761,20 +2671,17 @@
         <w:spacing w:before="240" w:after="240"/>
         <w:rPr>
           <w:rFonts w:ascii="Aptos" w:eastAsia="Aptos" w:hAnsi="Aptos" w:cs="Aptos"/>
-          <w:strike/>
-        </w:rPr>
-      </w:pPr>
-      <w:r>
-        <w:rPr>
-          <w:rFonts w:ascii="Aptos" w:eastAsia="Aptos" w:hAnsi="Aptos" w:cs="Aptos"/>
-          <w:strike/>
+        </w:rPr>
+      </w:pPr>
+      <w:r>
+        <w:rPr>
+          <w:rFonts w:ascii="Aptos" w:eastAsia="Aptos" w:hAnsi="Aptos" w:cs="Aptos"/>
         </w:rPr>
         <w:t>Dele</w:t>
       </w:r>
       <w:r>
         <w:rPr>
           <w:rFonts w:ascii="Aptos" w:eastAsia="Aptos" w:hAnsi="Aptos" w:cs="Aptos"/>
-          <w:strike/>
         </w:rPr>
         <w:t xml:space="preserve"> link</w:t>
       </w:r>
